--- a/WEBSITE DATA.docx
+++ b/WEBSITE DATA.docx
@@ -46,13 +46,24 @@
         <w:rPr>
           <w:b/>
           <w:bCs/>
-          <w:lang w:val="en-US"/>
-        </w:rPr>
-      </w:pPr>
-      <w:r>
-        <w:rPr>
-          <w:b/>
-          <w:bCs/>
+          <w:color w:val="FF0000"/>
+          <w:lang w:val="en-US"/>
+        </w:rPr>
+      </w:pPr>
+      <w:r>
+        <w:rPr>
+          <w:b/>
+          <w:bCs/>
+          <w:color w:val="FF0000"/>
+          <w:lang w:val="en-US"/>
+        </w:rPr>
+        <w:t xml:space="preserve">ASA. </w:t>
+      </w:r>
+      <w:r>
+        <w:rPr>
+          <w:b/>
+          <w:bCs/>
+          <w:color w:val="FF0000"/>
           <w:lang w:val="en-US"/>
         </w:rPr>
         <w:t xml:space="preserve">CGMA. </w:t>
@@ -61,32 +72,16 @@
         <w:rPr>
           <w:b/>
           <w:bCs/>
-          <w:lang w:val="en-US"/>
-        </w:rPr>
-        <w:t>GIA(</w:t>
-      </w:r>
-      <w:proofErr w:type="spellStart"/>
-      <w:r>
-        <w:rPr>
-          <w:b/>
-          <w:bCs/>
-          <w:lang w:val="en-US"/>
-        </w:rPr>
-        <w:t>Aff</w:t>
-      </w:r>
-      <w:proofErr w:type="spellEnd"/>
-      <w:r>
-        <w:rPr>
-          <w:b/>
-          <w:bCs/>
-          <w:lang w:val="en-US"/>
-        </w:rPr>
-        <w:t xml:space="preserve">). </w:t>
-      </w:r>
-      <w:r>
-        <w:rPr>
-          <w:b/>
-          <w:bCs/>
+          <w:color w:val="FF0000"/>
+          <w:lang w:val="en-US"/>
+        </w:rPr>
+        <w:t xml:space="preserve">GIA(Aff). </w:t>
+      </w:r>
+      <w:r>
+        <w:rPr>
+          <w:b/>
+          <w:bCs/>
+          <w:color w:val="FF0000"/>
           <w:lang w:val="en-US"/>
         </w:rPr>
         <w:t>CGRCS. CCP</w:t>
@@ -95,6 +90,7 @@
         <w:rPr>
           <w:b/>
           <w:bCs/>
+          <w:color w:val="FF0000"/>
           <w:lang w:val="en-US"/>
         </w:rPr>
         <w:t>. Clarity4D</w:t>
@@ -119,6 +115,7 @@
         <w:rPr>
           <w:b/>
           <w:bCs/>
+          <w:color w:val="FF0000"/>
           <w:u w:val="single"/>
           <w:lang w:val="en-US"/>
         </w:rPr>
@@ -127,269 +124,259 @@
         <w:rPr>
           <w:b/>
           <w:bCs/>
+          <w:color w:val="FF0000"/>
           <w:u w:val="single"/>
           <w:lang w:val="en-US"/>
         </w:rPr>
-        <w:t xml:space="preserve">Financial Management </w:t>
-      </w:r>
-      <w:r>
-        <w:rPr>
-          <w:b/>
-          <w:bCs/>
+        <w:t>Financial Management and</w:t>
+      </w:r>
+      <w:r>
+        <w:rPr>
+          <w:b/>
+          <w:bCs/>
+          <w:color w:val="FF0000"/>
           <w:u w:val="single"/>
           <w:lang w:val="en-US"/>
         </w:rPr>
-        <w:t>and</w:t>
-      </w:r>
-      <w:r>
-        <w:rPr>
-          <w:b/>
-          <w:bCs/>
+        <w:t xml:space="preserve"> </w:t>
+      </w:r>
+      <w:r>
+        <w:rPr>
+          <w:b/>
+          <w:bCs/>
+          <w:color w:val="FF0000"/>
           <w:u w:val="single"/>
           <w:lang w:val="en-US"/>
         </w:rPr>
+        <w:t>GRC</w:t>
+      </w:r>
+      <w:r>
+        <w:rPr>
+          <w:b/>
+          <w:bCs/>
+          <w:color w:val="FF0000"/>
+          <w:u w:val="single"/>
+          <w:lang w:val="en-US"/>
+        </w:rPr>
+        <w:t xml:space="preserve"> Expert</w:t>
+      </w:r>
+    </w:p>
+    <w:p>
+      <w:pPr>
+        <w:rPr>
+          <w:color w:val="FF0000"/>
+          <w:lang w:val="en-US"/>
+        </w:rPr>
+      </w:pPr>
+    </w:p>
+    <w:p>
+      <w:pPr>
+        <w:rPr>
+          <w:color w:val="FF0000"/>
+          <w:lang w:val="en-US"/>
+        </w:rPr>
+      </w:pPr>
+      <w:r>
+        <w:rPr>
+          <w:color w:val="FF0000"/>
+          <w:lang w:val="en-US"/>
+        </w:rPr>
+        <w:t xml:space="preserve">Muyaka Ngulube – Banda is a seasoned </w:t>
+      </w:r>
+      <w:r>
+        <w:rPr>
+          <w:color w:val="FF0000"/>
+          <w:lang w:val="en-US"/>
+        </w:rPr>
+        <w:t xml:space="preserve">Financial Management and </w:t>
+      </w:r>
+      <w:r>
+        <w:rPr>
+          <w:color w:val="FF0000"/>
+          <w:lang w:val="en-US"/>
+        </w:rPr>
+        <w:t>GRC expert helping organisations in public, private and development sectors navigate challenging operating environments with confidence, clarity and integrity.</w:t>
+      </w:r>
+    </w:p>
+    <w:p>
+      <w:pPr>
+        <w:rPr>
+          <w:color w:val="FF0000"/>
+          <w:lang w:val="en-US"/>
+        </w:rPr>
+      </w:pPr>
+    </w:p>
+    <w:p>
+      <w:pPr>
+        <w:rPr>
+          <w:color w:val="FF0000"/>
+          <w:lang w:val="en-US"/>
+        </w:rPr>
+      </w:pPr>
+    </w:p>
+    <w:p>
+      <w:pPr>
+        <w:rPr>
+          <w:b/>
+          <w:bCs/>
+          <w:lang w:val="en-US"/>
+        </w:rPr>
+      </w:pPr>
+      <w:r>
+        <w:rPr>
+          <w:b/>
+          <w:bCs/>
+          <w:color w:val="FF0000"/>
+          <w:lang w:val="en-US"/>
+        </w:rPr>
+        <w:t xml:space="preserve">FINANCE. </w:t>
+      </w:r>
+      <w:r>
+        <w:rPr>
+          <w:b/>
+          <w:bCs/>
+          <w:color w:val="FF0000"/>
+          <w:lang w:val="en-US"/>
+        </w:rPr>
+        <w:t>GOVERNANCE. RISK. COMPLIANCE. EXECELLENCE</w:t>
+      </w:r>
+      <w:r>
+        <w:rPr>
+          <w:b/>
+          <w:bCs/>
+          <w:lang w:val="en-US"/>
+        </w:rPr>
+        <w:t>.</w:t>
+      </w:r>
+    </w:p>
+    <w:p>
+      <w:pPr>
+        <w:rPr>
+          <w:lang w:val="en-US"/>
+        </w:rPr>
+      </w:pPr>
+    </w:p>
+    <w:p>
+      <w:pPr>
+        <w:rPr>
+          <w:lang w:val="en-US"/>
+        </w:rPr>
+      </w:pPr>
+      <w:r>
+        <w:rPr>
+          <w:lang w:val="en-US"/>
+        </w:rPr>
+        <w:t xml:space="preserve">20+ </w:t>
+      </w:r>
+      <w:r>
+        <w:rPr>
+          <w:lang w:val="en-US"/>
+        </w:rPr>
+        <w:t>years’ experience</w:t>
+      </w:r>
+      <w:r>
+        <w:rPr>
+          <w:lang w:val="en-US"/>
+        </w:rPr>
         <w:t xml:space="preserve"> </w:t>
       </w:r>
-      <w:r>
-        <w:rPr>
-          <w:b/>
-          <w:bCs/>
+    </w:p>
+    <w:p>
+      <w:pPr>
+        <w:rPr>
+          <w:lang w:val="en-US"/>
+        </w:rPr>
+      </w:pPr>
+    </w:p>
+    <w:p>
+      <w:pPr>
+        <w:rPr>
+          <w:lang w:val="en-US"/>
+        </w:rPr>
+      </w:pPr>
+      <w:r>
+        <w:rPr>
+          <w:lang w:val="en-US"/>
+        </w:rPr>
+        <w:t>70+ Organisations</w:t>
+      </w:r>
+    </w:p>
+    <w:p>
+      <w:pPr>
+        <w:rPr>
+          <w:lang w:val="en-US"/>
+        </w:rPr>
+      </w:pPr>
+    </w:p>
+    <w:p>
+      <w:pPr>
+        <w:rPr>
+          <w:lang w:val="en-US"/>
+        </w:rPr>
+      </w:pPr>
+      <w:r>
+        <w:rPr>
+          <w:lang w:val="en-US"/>
+        </w:rPr>
+        <w:t>10+ Countries</w:t>
+      </w:r>
+    </w:p>
+    <w:p>
+      <w:pPr>
+        <w:rPr>
+          <w:lang w:val="en-US"/>
+        </w:rPr>
+      </w:pPr>
+    </w:p>
+    <w:p>
+      <w:pPr>
+        <w:rPr>
+          <w:lang w:val="en-US"/>
+        </w:rPr>
+      </w:pPr>
+      <w:r>
+        <w:rPr>
+          <w:lang w:val="en-US"/>
+        </w:rPr>
+        <w:t>120+ professionals</w:t>
+      </w:r>
+    </w:p>
+    <w:p>
+      <w:pPr>
+        <w:rPr>
+          <w:lang w:val="en-US"/>
+        </w:rPr>
+      </w:pPr>
+    </w:p>
+    <w:p>
+      <w:pPr>
+        <w:rPr>
+          <w:lang w:val="en-US"/>
+        </w:rPr>
+      </w:pPr>
+    </w:p>
+    <w:p>
+      <w:pPr>
+        <w:rPr>
+          <w:lang w:val="en-US"/>
+        </w:rPr>
+      </w:pPr>
+    </w:p>
+    <w:p>
+      <w:pPr>
+        <w:rPr>
+          <w:b/>
+          <w:bCs/>
+          <w:color w:val="FF0000"/>
           <w:u w:val="single"/>
           <w:lang w:val="en-US"/>
         </w:rPr>
-        <w:t>GRC</w:t>
-      </w:r>
-      <w:r>
-        <w:rPr>
-          <w:b/>
-          <w:bCs/>
-          <w:u w:val="single"/>
-          <w:lang w:val="en-US"/>
-        </w:rPr>
-        <w:t xml:space="preserve"> Expert</w:t>
-      </w:r>
-    </w:p>
-    <w:p>
-      <w:pPr>
-        <w:rPr>
-          <w:lang w:val="en-US"/>
-        </w:rPr>
-      </w:pPr>
-    </w:p>
-    <w:p>
-      <w:pPr>
-        <w:rPr>
-          <w:lang w:val="en-US"/>
-        </w:rPr>
-      </w:pPr>
-      <w:r>
-        <w:rPr>
-          <w:lang w:val="en-US"/>
-        </w:rPr>
-        <w:t xml:space="preserve">Muyaka Ngulube – Banda is a seasoned </w:t>
-      </w:r>
-      <w:r>
-        <w:rPr>
-          <w:lang w:val="en-US"/>
-        </w:rPr>
-        <w:t xml:space="preserve">Financial Management and </w:t>
-      </w:r>
-      <w:r>
-        <w:rPr>
-          <w:lang w:val="en-US"/>
-        </w:rPr>
-        <w:t>GRC expert helping organisations in public, private and development sectors navigate challenging operating environments with confidence, clarity and integrity.</w:t>
-      </w:r>
-    </w:p>
-    <w:p>
-      <w:pPr>
-        <w:rPr>
-          <w:lang w:val="en-US"/>
-        </w:rPr>
-      </w:pPr>
-    </w:p>
-    <w:p>
-      <w:pPr>
-        <w:rPr>
-          <w:lang w:val="en-US"/>
-        </w:rPr>
-      </w:pPr>
-    </w:p>
-    <w:p>
-      <w:pPr>
-        <w:rPr>
-          <w:b/>
-          <w:bCs/>
-          <w:lang w:val="en-US"/>
-        </w:rPr>
-      </w:pPr>
-      <w:r>
-        <w:rPr>
-          <w:b/>
-          <w:bCs/>
-          <w:lang w:val="en-US"/>
-        </w:rPr>
-        <w:t xml:space="preserve">FINANCE. </w:t>
-      </w:r>
-      <w:r>
-        <w:rPr>
-          <w:b/>
-          <w:bCs/>
-          <w:lang w:val="en-US"/>
-        </w:rPr>
-        <w:t>GOVERNANCE. RISK. COMPLIANCE</w:t>
-      </w:r>
-      <w:r>
-        <w:rPr>
-          <w:b/>
-          <w:bCs/>
-          <w:lang w:val="en-US"/>
-        </w:rPr>
-        <w:t xml:space="preserve">. </w:t>
-      </w:r>
-      <w:r>
-        <w:rPr>
-          <w:b/>
-          <w:bCs/>
-          <w:lang w:val="en-US"/>
-        </w:rPr>
-        <w:t>EXECELLENCE</w:t>
-      </w:r>
-      <w:r>
-        <w:rPr>
-          <w:b/>
-          <w:bCs/>
-          <w:lang w:val="en-US"/>
-        </w:rPr>
-        <w:t>.</w:t>
-      </w:r>
-    </w:p>
-    <w:p>
-      <w:pPr>
-        <w:rPr>
-          <w:lang w:val="en-US"/>
-        </w:rPr>
-      </w:pPr>
-    </w:p>
-    <w:p>
-      <w:pPr>
-        <w:rPr>
-          <w:lang w:val="en-US"/>
-        </w:rPr>
-      </w:pPr>
-      <w:r>
-        <w:rPr>
-          <w:lang w:val="en-US"/>
-        </w:rPr>
-        <w:t xml:space="preserve">20+ </w:t>
-      </w:r>
-      <w:r>
-        <w:rPr>
-          <w:lang w:val="en-US"/>
-        </w:rPr>
-        <w:t>years’ experience</w:t>
-      </w:r>
-      <w:r>
-        <w:rPr>
-          <w:lang w:val="en-US"/>
-        </w:rPr>
-        <w:t xml:space="preserve"> </w:t>
-      </w:r>
-    </w:p>
-    <w:p>
-      <w:pPr>
-        <w:rPr>
-          <w:lang w:val="en-US"/>
-        </w:rPr>
-      </w:pPr>
-    </w:p>
-    <w:p>
-      <w:pPr>
-        <w:rPr>
-          <w:lang w:val="en-US"/>
-        </w:rPr>
-      </w:pPr>
-      <w:r>
-        <w:rPr>
-          <w:lang w:val="en-US"/>
-        </w:rPr>
-        <w:t>70+ Organisations</w:t>
-      </w:r>
-    </w:p>
-    <w:p>
-      <w:pPr>
-        <w:rPr>
-          <w:lang w:val="en-US"/>
-        </w:rPr>
-      </w:pPr>
-    </w:p>
-    <w:p>
-      <w:pPr>
-        <w:rPr>
-          <w:lang w:val="en-US"/>
-        </w:rPr>
-      </w:pPr>
-      <w:r>
-        <w:rPr>
-          <w:lang w:val="en-US"/>
-        </w:rPr>
-        <w:t>10+ Countries</w:t>
-      </w:r>
-    </w:p>
-    <w:p>
-      <w:pPr>
-        <w:rPr>
-          <w:lang w:val="en-US"/>
-        </w:rPr>
-      </w:pPr>
-    </w:p>
-    <w:p>
-      <w:pPr>
-        <w:rPr>
-          <w:lang w:val="en-US"/>
-        </w:rPr>
-      </w:pPr>
-      <w:r>
-        <w:rPr>
-          <w:lang w:val="en-US"/>
-        </w:rPr>
-        <w:t>120+ professionals</w:t>
-      </w:r>
-    </w:p>
-    <w:p>
-      <w:pPr>
-        <w:rPr>
-          <w:lang w:val="en-US"/>
-        </w:rPr>
-      </w:pPr>
-    </w:p>
-    <w:p>
-      <w:pPr>
-        <w:rPr>
-          <w:lang w:val="en-US"/>
-        </w:rPr>
-      </w:pPr>
-    </w:p>
-    <w:p>
-      <w:pPr>
-        <w:rPr>
-          <w:lang w:val="en-US"/>
-        </w:rPr>
-      </w:pPr>
-    </w:p>
-    <w:p>
-      <w:pPr>
-        <w:rPr>
-          <w:b/>
-          <w:bCs/>
-          <w:u w:val="single"/>
-          <w:lang w:val="en-US"/>
-        </w:rPr>
-      </w:pPr>
-      <w:r>
-        <w:rPr>
-          <w:b/>
-          <w:bCs/>
+      </w:pPr>
+      <w:r>
+        <w:rPr>
+          <w:b/>
+          <w:bCs/>
+          <w:color w:val="FF0000"/>
           <w:u w:val="single"/>
           <w:lang w:val="en-US"/>
         </w:rPr>
@@ -730,13 +717,13 @@
     <w:p>
       <w:pPr>
         <w:rPr>
-          <w:color w:val="FF0000"/>
-          <w:lang w:val="en-US"/>
-        </w:rPr>
-      </w:pPr>
-      <w:r>
-        <w:rPr>
-          <w:color w:val="FF0000"/>
+          <w:color w:val="000000" w:themeColor="text1"/>
+          <w:lang w:val="en-US"/>
+        </w:rPr>
+      </w:pPr>
+      <w:r>
+        <w:rPr>
+          <w:color w:val="000000" w:themeColor="text1"/>
           <w:lang w:val="en-US"/>
         </w:rPr>
         <w:t>The narrative is ok</w:t>
@@ -789,13 +776,13 @@
     <w:p>
       <w:pPr>
         <w:rPr>
-          <w:color w:val="FF0000"/>
-          <w:lang w:val="en-US"/>
-        </w:rPr>
-      </w:pPr>
-      <w:r>
-        <w:rPr>
-          <w:color w:val="FF0000"/>
+          <w:color w:val="000000" w:themeColor="text1"/>
+          <w:lang w:val="en-US"/>
+        </w:rPr>
+      </w:pPr>
+      <w:r>
+        <w:rPr>
+          <w:color w:val="000000" w:themeColor="text1"/>
           <w:lang w:val="en-US"/>
         </w:rPr>
         <w:t xml:space="preserve">Governance frameworks                              Risk identification and mitigation.              </w:t>
@@ -804,21 +791,21 @@
     <w:p>
       <w:pPr>
         <w:rPr>
-          <w:color w:val="FF0000"/>
-          <w:lang w:val="en-US"/>
-        </w:rPr>
-      </w:pPr>
-    </w:p>
-    <w:p>
-      <w:pPr>
-        <w:rPr>
-          <w:color w:val="FF0000"/>
-          <w:lang w:val="en-US"/>
-        </w:rPr>
-      </w:pPr>
-      <w:r>
-        <w:rPr>
-          <w:color w:val="FF0000"/>
+          <w:color w:val="000000" w:themeColor="text1"/>
+          <w:lang w:val="en-US"/>
+        </w:rPr>
+      </w:pPr>
+    </w:p>
+    <w:p>
+      <w:pPr>
+        <w:rPr>
+          <w:color w:val="000000" w:themeColor="text1"/>
+          <w:lang w:val="en-US"/>
+        </w:rPr>
+      </w:pPr>
+      <w:r>
+        <w:rPr>
+          <w:color w:val="000000" w:themeColor="text1"/>
           <w:lang w:val="en-US"/>
         </w:rPr>
         <w:t>Regulatory compliance mapping.                Policy architecture</w:t>
@@ -827,7 +814,7 @@
     <w:p>
       <w:pPr>
         <w:rPr>
-          <w:color w:val="FF0000"/>
+          <w:color w:val="000000" w:themeColor="text1"/>
           <w:lang w:val="en-US"/>
         </w:rPr>
       </w:pPr>
@@ -893,13 +880,13 @@
     <w:p>
       <w:pPr>
         <w:rPr>
-          <w:color w:val="FF0000"/>
-          <w:lang w:val="en-US"/>
-        </w:rPr>
-      </w:pPr>
-      <w:r>
-        <w:rPr>
-          <w:color w:val="FF0000"/>
+          <w:color w:val="000000" w:themeColor="text1"/>
+          <w:lang w:val="en-US"/>
+        </w:rPr>
+      </w:pPr>
+      <w:r>
+        <w:rPr>
+          <w:color w:val="000000" w:themeColor="text1"/>
           <w:lang w:val="en-US"/>
         </w:rPr>
         <w:t>The subsets are ok</w:t>
@@ -973,13 +960,7 @@
         <w:rPr>
           <w:lang w:val="en-US"/>
         </w:rPr>
-        <w:t>human</w:t>
-      </w:r>
-      <w:r>
-        <w:rPr>
-          <w:lang w:val="en-US"/>
-        </w:rPr>
-        <w:t xml:space="preserve"> resources strategy with governance objectives to create organisations that perform sustainably</w:t>
+        <w:t>human resources strategy with governance objectives to create organisations that perform sustainably</w:t>
       </w:r>
       <w:r>
         <w:rPr>
@@ -1002,13 +983,13 @@
     <w:p>
       <w:pPr>
         <w:rPr>
-          <w:color w:val="FF0000"/>
-          <w:lang w:val="en-US"/>
-        </w:rPr>
-      </w:pPr>
-      <w:r>
-        <w:rPr>
-          <w:color w:val="FF0000"/>
+          <w:color w:val="000000" w:themeColor="text1"/>
+          <w:lang w:val="en-US"/>
+        </w:rPr>
+      </w:pPr>
+      <w:r>
+        <w:rPr>
+          <w:color w:val="000000" w:themeColor="text1"/>
           <w:lang w:val="en-US"/>
         </w:rPr>
         <w:t>The subsets are ok</w:t>
@@ -1068,13 +1049,13 @@
     <w:p>
       <w:pPr>
         <w:rPr>
-          <w:color w:val="FF0000"/>
-          <w:lang w:val="en-US"/>
-        </w:rPr>
-      </w:pPr>
-      <w:r>
-        <w:rPr>
-          <w:color w:val="FF0000"/>
+          <w:color w:val="000000" w:themeColor="text1"/>
+          <w:lang w:val="en-US"/>
+        </w:rPr>
+      </w:pPr>
+      <w:r>
+        <w:rPr>
+          <w:color w:val="000000" w:themeColor="text1"/>
           <w:lang w:val="en-US"/>
         </w:rPr>
         <w:lastRenderedPageBreak/>
@@ -1122,6 +1103,155 @@
     <w:p>
       <w:pPr>
         <w:rPr>
+          <w:color w:val="000000" w:themeColor="text1"/>
+          <w:lang w:val="en-US"/>
+        </w:rPr>
+      </w:pPr>
+      <w:r>
+        <w:rPr>
+          <w:color w:val="000000" w:themeColor="text1"/>
+          <w:lang w:val="en-US"/>
+        </w:rPr>
+        <w:t>Everything is ok</w:t>
+      </w:r>
+    </w:p>
+    <w:p>
+      <w:pPr>
+        <w:rPr>
+          <w:lang w:val="en-US"/>
+        </w:rPr>
+      </w:pPr>
+    </w:p>
+    <w:p>
+      <w:pPr>
+        <w:rPr>
+          <w:lang w:val="en-US"/>
+        </w:rPr>
+      </w:pPr>
+    </w:p>
+    <w:p>
+      <w:pPr>
+        <w:rPr>
+          <w:b/>
+          <w:bCs/>
+          <w:lang w:val="en-US"/>
+        </w:rPr>
+      </w:pPr>
+      <w:r>
+        <w:rPr>
+          <w:b/>
+          <w:bCs/>
+          <w:lang w:val="en-US"/>
+        </w:rPr>
+        <w:t>Financial Management and Grants Oversight</w:t>
+      </w:r>
+    </w:p>
+    <w:p>
+      <w:pPr>
+        <w:rPr>
+          <w:lang w:val="en-US"/>
+        </w:rPr>
+      </w:pPr>
+    </w:p>
+    <w:p>
+      <w:pPr>
+        <w:rPr>
+          <w:lang w:val="en-US"/>
+        </w:rPr>
+      </w:pPr>
+      <w:r>
+        <w:rPr>
+          <w:lang w:val="en-US"/>
+        </w:rPr>
+        <w:t xml:space="preserve">Supporting organisations with robust financial governance, donor reporting, and grants management controls. </w:t>
+      </w:r>
+      <w:r>
+        <w:rPr>
+          <w:lang w:val="en-US"/>
+        </w:rPr>
+        <w:t xml:space="preserve">Helping </w:t>
+      </w:r>
+      <w:r>
+        <w:rPr>
+          <w:lang w:val="en-US"/>
+        </w:rPr>
+        <w:t xml:space="preserve">NGOs and public benefit organisations meet </w:t>
+      </w:r>
+      <w:r>
+        <w:rPr>
+          <w:lang w:val="en-US"/>
+        </w:rPr>
+        <w:t>donor and other financing institutions operating and reporting requirements</w:t>
+      </w:r>
+    </w:p>
+    <w:p>
+      <w:pPr>
+        <w:rPr>
+          <w:lang w:val="en-US"/>
+        </w:rPr>
+      </w:pPr>
+    </w:p>
+    <w:p>
+      <w:pPr>
+        <w:rPr>
+          <w:color w:val="000000" w:themeColor="text1"/>
+          <w:lang w:val="en-US"/>
+        </w:rPr>
+      </w:pPr>
+      <w:r>
+        <w:rPr>
+          <w:color w:val="000000" w:themeColor="text1"/>
+          <w:lang w:val="en-US"/>
+        </w:rPr>
+        <w:t>The subsets are ok</w:t>
+      </w:r>
+    </w:p>
+    <w:p>
+      <w:pPr>
+        <w:rPr>
+          <w:lang w:val="en-US"/>
+        </w:rPr>
+      </w:pPr>
+    </w:p>
+    <w:p>
+      <w:pPr>
+        <w:rPr>
+          <w:lang w:val="en-US"/>
+        </w:rPr>
+      </w:pPr>
+    </w:p>
+    <w:p>
+      <w:pPr>
+        <w:rPr>
+          <w:b/>
+          <w:bCs/>
+          <w:u w:val="single"/>
+          <w:lang w:val="en-US"/>
+        </w:rPr>
+      </w:pPr>
+      <w:r>
+        <w:rPr>
+          <w:b/>
+          <w:bCs/>
+          <w:u w:val="single"/>
+          <w:lang w:val="en-US"/>
+        </w:rPr>
+        <w:t>ABOUT</w:t>
+      </w:r>
+    </w:p>
+    <w:p>
+      <w:pPr>
+        <w:rPr>
+          <w:b/>
+          <w:bCs/>
+          <w:u w:val="single"/>
+          <w:lang w:val="en-US"/>
+        </w:rPr>
+      </w:pPr>
+    </w:p>
+    <w:p>
+      <w:pPr>
+        <w:rPr>
           <w:color w:val="FF0000"/>
           <w:lang w:val="en-US"/>
         </w:rPr>
@@ -1131,202 +1261,92 @@
           <w:color w:val="FF0000"/>
           <w:lang w:val="en-US"/>
         </w:rPr>
-        <w:t>Everything is ok</w:t>
-      </w:r>
-    </w:p>
-    <w:p>
-      <w:pPr>
-        <w:rPr>
-          <w:lang w:val="en-US"/>
-        </w:rPr>
-      </w:pPr>
-    </w:p>
-    <w:p>
-      <w:pPr>
-        <w:rPr>
-          <w:lang w:val="en-US"/>
-        </w:rPr>
-      </w:pPr>
-    </w:p>
-    <w:p>
-      <w:pPr>
-        <w:rPr>
-          <w:b/>
-          <w:bCs/>
-          <w:lang w:val="en-US"/>
-        </w:rPr>
-      </w:pPr>
-      <w:r>
-        <w:rPr>
-          <w:b/>
-          <w:bCs/>
-          <w:lang w:val="en-US"/>
-        </w:rPr>
-        <w:t>Financial Management and Grants Oversight</w:t>
-      </w:r>
-    </w:p>
-    <w:p>
-      <w:pPr>
-        <w:rPr>
-          <w:lang w:val="en-US"/>
-        </w:rPr>
-      </w:pPr>
-    </w:p>
-    <w:p>
-      <w:pPr>
-        <w:rPr>
-          <w:lang w:val="en-US"/>
-        </w:rPr>
-      </w:pPr>
-      <w:r>
-        <w:rPr>
-          <w:lang w:val="en-US"/>
-        </w:rPr>
-        <w:t xml:space="preserve">Supporting organisations with robust financial governance, donor reporting, and grants management controls. </w:t>
-      </w:r>
-      <w:r>
-        <w:rPr>
-          <w:lang w:val="en-US"/>
-        </w:rPr>
-        <w:t xml:space="preserve">Helping </w:t>
-      </w:r>
-      <w:r>
-        <w:rPr>
-          <w:lang w:val="en-US"/>
-        </w:rPr>
-        <w:t>NGOs</w:t>
-      </w:r>
-      <w:r>
-        <w:rPr>
-          <w:lang w:val="en-US"/>
-        </w:rPr>
-        <w:t xml:space="preserve"> and public benefit organisations meet </w:t>
-      </w:r>
-      <w:r>
-        <w:rPr>
-          <w:lang w:val="en-US"/>
-        </w:rPr>
-        <w:t>donor and other financing institutions operating and reporting requirements</w:t>
-      </w:r>
-    </w:p>
-    <w:p>
-      <w:pPr>
-        <w:rPr>
-          <w:lang w:val="en-US"/>
-        </w:rPr>
-      </w:pPr>
-    </w:p>
-    <w:p>
-      <w:pPr>
+        <w:t xml:space="preserve">20+ </w:t>
+      </w:r>
+      <w:r>
         <w:rPr>
           <w:color w:val="FF0000"/>
           <w:lang w:val="en-US"/>
         </w:rPr>
-      </w:pPr>
-      <w:r>
-        <w:rPr>
+        <w:t>years of Global Finance and GRC Leadership</w:t>
+      </w:r>
+    </w:p>
+    <w:p>
+      <w:pPr>
+        <w:rPr>
+          <w:lang w:val="en-US"/>
+        </w:rPr>
+      </w:pPr>
+    </w:p>
+    <w:p>
+      <w:pPr>
+        <w:rPr>
+          <w:lang w:val="en-US"/>
+        </w:rPr>
+      </w:pPr>
+    </w:p>
+    <w:p>
+      <w:pPr>
+        <w:rPr>
+          <w:b/>
+          <w:bCs/>
+          <w:lang w:val="en-US"/>
+        </w:rPr>
+      </w:pPr>
+      <w:r>
+        <w:rPr>
+          <w:b/>
+          <w:bCs/>
+          <w:lang w:val="en-US"/>
+        </w:rPr>
+        <w:t>Credentials and education</w:t>
+      </w:r>
+    </w:p>
+    <w:p>
+      <w:pPr>
+        <w:rPr>
+          <w:lang w:val="en-US"/>
+        </w:rPr>
+      </w:pPr>
+    </w:p>
+    <w:p>
+      <w:pPr>
+        <w:rPr>
+          <w:b/>
+          <w:bCs/>
           <w:color w:val="FF0000"/>
           <w:lang w:val="en-US"/>
         </w:rPr>
-        <w:t>The subsets are ok</w:t>
-      </w:r>
-    </w:p>
-    <w:p>
-      <w:pPr>
-        <w:rPr>
-          <w:lang w:val="en-US"/>
-        </w:rPr>
-      </w:pPr>
-    </w:p>
-    <w:p>
-      <w:pPr>
-        <w:rPr>
-          <w:lang w:val="en-US"/>
-        </w:rPr>
-      </w:pPr>
-    </w:p>
-    <w:p>
-      <w:pPr>
-        <w:rPr>
-          <w:b/>
-          <w:bCs/>
-          <w:u w:val="single"/>
-          <w:lang w:val="en-US"/>
-        </w:rPr>
-      </w:pPr>
-      <w:r>
-        <w:rPr>
-          <w:b/>
-          <w:bCs/>
-          <w:u w:val="single"/>
-          <w:lang w:val="en-US"/>
-        </w:rPr>
-        <w:t>ABOUT</w:t>
-      </w:r>
-    </w:p>
-    <w:p>
-      <w:pPr>
-        <w:rPr>
-          <w:b/>
-          <w:bCs/>
-          <w:u w:val="single"/>
-          <w:lang w:val="en-US"/>
-        </w:rPr>
-      </w:pPr>
-    </w:p>
-    <w:p>
-      <w:pPr>
-        <w:rPr>
-          <w:lang w:val="en-US"/>
-        </w:rPr>
-      </w:pPr>
-      <w:r>
-        <w:rPr>
-          <w:lang w:val="en-US"/>
-        </w:rPr>
-        <w:t xml:space="preserve">20+ </w:t>
-      </w:r>
-      <w:r>
-        <w:rPr>
-          <w:lang w:val="en-US"/>
-        </w:rPr>
-        <w:t>years of Global Finance and GRC Leadership</w:t>
-      </w:r>
-    </w:p>
-    <w:p>
-      <w:pPr>
-        <w:rPr>
-          <w:lang w:val="en-US"/>
-        </w:rPr>
-      </w:pPr>
-    </w:p>
-    <w:p>
-      <w:pPr>
-        <w:rPr>
-          <w:lang w:val="en-US"/>
-        </w:rPr>
-      </w:pPr>
-    </w:p>
-    <w:p>
-      <w:pPr>
-        <w:rPr>
-          <w:b/>
-          <w:bCs/>
-          <w:lang w:val="en-US"/>
-        </w:rPr>
-      </w:pPr>
-      <w:r>
-        <w:rPr>
-          <w:b/>
-          <w:bCs/>
-          <w:lang w:val="en-US"/>
-        </w:rPr>
-        <w:t>Credentials and education</w:t>
-      </w:r>
-    </w:p>
-    <w:p>
-      <w:pPr>
-        <w:rPr>
+      </w:pPr>
+      <w:r>
+        <w:rPr>
+          <w:b/>
+          <w:bCs/>
+          <w:color w:val="FF0000"/>
+          <w:lang w:val="en-US"/>
+        </w:rPr>
+        <w:t>CPA Australia</w:t>
+      </w:r>
+    </w:p>
+    <w:p>
+      <w:pPr>
+        <w:rPr>
+          <w:lang w:val="en-US"/>
+        </w:rPr>
+      </w:pPr>
+      <w:r>
+        <w:rPr>
+          <w:color w:val="FF0000"/>
+          <w:lang w:val="en-US"/>
+        </w:rPr>
+        <w:t>Associate Member</w:t>
+      </w:r>
+    </w:p>
+    <w:p>
+      <w:pPr>
+        <w:rPr>
+          <w:b/>
+          <w:bCs/>
           <w:lang w:val="en-US"/>
         </w:rPr>
       </w:pPr>
@@ -1587,6 +1607,7 @@
         <w:rPr>
           <w:lang w:val="en-US"/>
         </w:rPr>
+        <w:lastRenderedPageBreak/>
         <w:t>Heriot Watt University, United Kingdom</w:t>
       </w:r>
     </w:p>
@@ -1618,7 +1639,6 @@
           <w:bCs/>
           <w:lang w:val="en-US"/>
         </w:rPr>
-        <w:lastRenderedPageBreak/>
         <w:t xml:space="preserve">Master of Business Administration </w:t>
       </w:r>
     </w:p>
